--- a/Part-Two-Ch10-Backlash-and-Broken-Promises/Sharecropping & Debt.docx
+++ b/Part-Two-Ch10-Backlash-and-Broken-Promises/Sharecropping & Debt.docx
@@ -9,25 +9,22 @@
         <w:tblLook w:firstColumn="1" w:firstRow="1" w:lastColumn="0" w:lastRow="0" w:noHBand="0" w:noVBand="1" w:val="04A0"/>
       </w:tblPr>
       <w:tblGrid>
-        <w:gridCol w:w="9936"/>
+        <w:gridCol w:w="10224"/>
       </w:tblGrid>
       <w:tr>
         <w:tc>
           <w:tcPr>
-            <w:tcW w:type="dxa" w:w="9936"/>
+            <w:tcW w:type="dxa" w:w="10224"/>
             <w:shd w:val="clear" w:fill="B1442F"/>
           </w:tcPr>
           <w:p>
-            <w:pPr>
-              <w:jc w:val="left"/>
-            </w:pPr>
             <w:r>
               <w:rPr>
                 <w:b/>
                 <w:color w:val="FFE6DE"/>
                 <w:sz w:val="18"/>
               </w:rPr>
-              <w:t>CHAPTER 10 · DEEP DIVE · A HOUSE DIVIDED</w:t>
+              <w:t>PROMISE &amp; PRACTICE  ·  DEEP DIVE  ·  SOURCE ANALYSIS</w:t>
             </w:r>
           </w:p>
           <w:p>
@@ -35,18 +32,19 @@
               <w:rPr>
                 <w:b/>
                 <w:color w:val="FFFFFF"/>
-                <w:sz w:val="40"/>
+                <w:sz w:val="42"/>
               </w:rPr>
-              <w:t>Sharecropping &amp; Debt</w:t>
+              <w:t>Sharecropping &amp; Debt — A House Divided</w:t>
             </w:r>
           </w:p>
           <w:p>
             <w:r>
               <w:rPr>
+                <w:i/>
                 <w:color w:val="FFE6DE"/>
-                <w:sz w:val="21"/>
+                <w:sz w:val="22"/>
               </w:rPr>
-              <w:t>A system that kept Black (and many white) Southern farmers in a cycle of poverty that could last for generations. 1870s and beyond.</w:t>
+              <w:t>The Arithmetic of Debt</w:t>
             </w:r>
           </w:p>
         </w:tc>
@@ -64,7 +62,7 @@
         <w:rPr>
           <w:sz w:val="21"/>
         </w:rPr>
-        <w:t xml:space="preserve">__________________________    </w:t>
+        <w:t xml:space="preserve">______________________________    </w:t>
       </w:r>
       <w:r>
         <w:rPr>
@@ -90,30 +88,189 @@
         <w:rPr>
           <w:sz w:val="21"/>
         </w:rPr>
-        <w:t>______________</w:t>
+        <w:t>________________</w:t>
+      </w:r>
+    </w:p>
+    <w:tbl>
+      <w:tblPr>
+        <w:tblW w:type="auto" w:w="0"/>
+        <w:tblLayout w:type="autofit"/>
+        <w:tblLook w:firstColumn="1" w:firstRow="1" w:lastColumn="0" w:lastRow="0" w:noHBand="0" w:noVBand="1" w:val="04A0"/>
+      </w:tblPr>
+      <w:tblGrid>
+        <w:gridCol w:w="10224"/>
+      </w:tblGrid>
+      <w:tr>
+        <w:tc>
+          <w:tcPr>
+            <w:tcW w:type="dxa" w:w="10224"/>
+            <w:shd w:val="clear" w:fill="f4c04e"/>
+          </w:tcPr>
+          <w:p>
+            <w:r>
+              <w:rPr>
+                <w:b/>
+                <w:color w:val="5A4512"/>
+                <w:sz w:val="19"/>
+              </w:rPr>
+              <w:t xml:space="preserve">WHAT I CAN DO TODAY   </w:t>
+            </w:r>
+            <w:r>
+              <w:rPr>
+                <w:color w:val="5A4512"/>
+                <w:sz w:val="21"/>
+              </w:rPr>
+              <w:t>I can read primary sources about Sharecropping &amp; Debt — A House Divided, weigh who made each one and why, and use evidence to answer historical questions.</w:t>
+            </w:r>
+          </w:p>
+        </w:tc>
+      </w:tr>
+    </w:tbl>
+    <w:p>
+      <w:r>
+        <w:rPr>
+          <w:b/>
+          <w:color w:val="B1442F"/>
+        </w:rPr>
+        <w:t xml:space="preserve">Directions. </w:t>
+      </w:r>
+      <w:r>
+        <w:rPr>
+          <w:sz w:val="22"/>
+        </w:rPr>
+        <w:t>The injustice is right there in the numbers. Work the ledger and see how the trap closed</w:t>
       </w:r>
     </w:p>
     <w:p/>
     <w:p>
       <w:r>
         <w:rPr>
+          <w:b/>
+          <w:color w:val="B1442F"/>
+          <w:sz w:val="26"/>
+        </w:rPr>
+        <w:t>THE SOURCES</w:t>
+      </w:r>
+    </w:p>
+    <w:p>
+      <w:pPr>
+        <w:spacing w:before="160"/>
+      </w:pPr>
+      <w:r>
+        <w:rPr>
+          <w:b/>
+          <w:color w:val="1C1714"/>
+          <w:sz w:val="23"/>
+        </w:rPr>
+        <w:t>DATA SET · A SHARECROPPER'S YEAR (TYPICAL FIGURES)  —  One family's ledger</w:t>
+      </w:r>
+    </w:p>
+    <w:p>
+      <w:pPr>
+        <w:ind w:left="432"/>
+      </w:pPr>
+      <w:r>
+        <w:rPr>
           <w:i/>
           <w:color w:val="1C1714"/>
           <w:sz w:val="22"/>
         </w:rPr>
-        <w:t>A system that kept Black (and many white) Southern farmers in a cycle of poverty that could last for generations. 1870s and beyond.</w:t>
+        <w:t>Item</w:t>
+        <w:tab/>
+        <w:t>Amount</w:t>
+        <w:br/>
+        <w:t>Value of the family's share of the cotton crop</w:t>
+        <w:tab/>
+        <w:t>$150</w:t>
+        <w:br/>
+        <w:t>Owed to landowner's store (seed, tools, food) + ~25% interest</w:t>
+        <w:tab/>
+        <w:t>$170</w:t>
+        <w:br/>
+        <w:t>Carried-over debt from the previous year</w:t>
+        <w:tab/>
+        <w:t>$30.</w:t>
+      </w:r>
+    </w:p>
+    <w:p>
+      <w:r>
+        <w:rPr>
+          <w:color w:val="6A6256"/>
+          <w:sz w:val="17"/>
+        </w:rPr>
+        <w:t>Representative figures based on historical accounts. Public domain.</w:t>
       </w:r>
     </w:p>
     <w:p>
       <w:pPr>
-        <w:spacing w:after="80"/>
+        <w:spacing w:before="160"/>
       </w:pPr>
       <w:r>
         <w:rPr>
+          <w:b/>
           <w:color w:val="1C1714"/>
           <w:sz w:val="23"/>
         </w:rPr>
-        <w:t>How can a person work hard all year, grow a valuable crop, and still end up poorer than when they started?</w:t>
+        <w:t>THE IMAGE  —  The cotton fields</w:t>
+      </w:r>
+    </w:p>
+    <w:p>
+      <w:pPr>
+        <w:jc w:val="center"/>
+      </w:pPr>
+      <w:r>
+        <w:drawing>
+          <wp:inline xmlns:a="http://schemas.openxmlformats.org/drawingml/2006/main" xmlns:pic="http://schemas.openxmlformats.org/drawingml/2006/picture">
+            <wp:extent cx="3931920" cy="3108674"/>
+            <wp:docPr id="1" name="Picture 1"/>
+            <wp:cNvGraphicFramePr>
+              <a:graphicFrameLocks noChangeAspect="1"/>
+            </wp:cNvGraphicFramePr>
+            <a:graphic>
+              <a:graphicData uri="http://schemas.openxmlformats.org/drawingml/2006/picture">
+                <pic:pic>
+                  <pic:nvPicPr>
+                    <pic:cNvPr id="0" name="image.jpg"/>
+                    <pic:cNvPicPr/>
+                  </pic:nvPicPr>
+                  <pic:blipFill>
+                    <a:blip r:embed="rId9"/>
+                    <a:stretch>
+                      <a:fillRect/>
+                    </a:stretch>
+                  </pic:blipFill>
+                  <pic:spPr>
+                    <a:xfrm>
+                      <a:off x="0" y="0"/>
+                      <a:ext cx="3931920" cy="3108674"/>
+                    </a:xfrm>
+                    <a:prstGeom prst="rect"/>
+                  </pic:spPr>
+                </pic:pic>
+              </a:graphicData>
+            </a:graphic>
+          </wp:inline>
+        </w:drawing>
+      </w:r>
+    </w:p>
+    <w:p>
+      <w:r>
+        <w:rPr>
+          <w:color w:val="6A6256"/>
+          <w:sz w:val="17"/>
+        </w:rPr>
+        <w:t>Picking cotton in the South — photograph, early 20th century, public domain (Library of Congress).</w:t>
+      </w:r>
+    </w:p>
+    <w:p/>
+    <w:p>
+      <w:r>
+        <w:rPr>
+          <w:b/>
+          <w:color w:val="B1442F"/>
+          <w:sz w:val="26"/>
+        </w:rPr>
+        <w:t>YOUR WORK</w:t>
       </w:r>
     </w:p>
     <w:p>
@@ -123,44 +280,65 @@
       <w:r>
         <w:rPr>
           <w:b/>
-          <w:color w:val="B1442F"/>
-          <w:sz w:val="28"/>
+          <w:color w:val="FFFFFF"/>
+          <w:sz w:val="20"/>
+          <w:shd w:val="clear" w:fill="B1442F"/>
         </w:rPr>
-        <w:t>A Year in the Life</w:t>
+        <w:t xml:space="preserve">  QUESTION 1  </w:t>
+      </w:r>
+      <w:r>
+        <w:rPr>
+          <w:b/>
+          <w:color w:val="6A6256"/>
+          <w:sz w:val="18"/>
+        </w:rPr>
+        <w:t xml:space="preserve">   STEP 1 · RUN THE NUMBERS</w:t>
       </w:r>
     </w:p>
     <w:p>
       <w:r>
         <w:rPr>
-          <w:b/>
-          <w:color w:val="6A6256"/>
-          <w:sz w:val="17"/>
+          <w:b w:val="0"/>
+          <w:color w:val="1C1714"/>
+          <w:sz w:val="23"/>
         </w:rPr>
-        <w:t>THE SYSTEM</w:t>
+        <w:t>Using the ledger: the family's crop share is $150. They owe $170 to the store plus $30 carried over from last year. After the crop is sold, how much does the family end up owing? Show your subtraction.</w:t>
       </w:r>
     </w:p>
     <w:p>
       <w:pPr>
-        <w:spacing w:after="80"/>
+        <w:spacing w:after="120"/>
       </w:pPr>
       <w:r>
         <w:rPr>
-          <w:color w:val="1C1714"/>
-          <w:sz w:val="23"/>
+          <w:color w:val="9A9286"/>
+          <w:sz w:val="22"/>
         </w:rPr>
-        <w:t>Most freedpeople had no land and no cash. So they farmed a landowner's land as sharecroppers, promising a large share of the harvest as rent. To survive until harvest, they bought seed, tools, and food on credit from the landowner's store — a system called the crop lien.</w:t>
+        <w:t>____________________________________________________________________________________________</w:t>
       </w:r>
     </w:p>
     <w:p>
       <w:pPr>
-        <w:spacing w:after="80"/>
+        <w:spacing w:after="120"/>
       </w:pPr>
       <w:r>
         <w:rPr>
-          <w:color w:val="1C1714"/>
-          <w:sz w:val="23"/>
+          <w:color w:val="9A9286"/>
+          <w:sz w:val="22"/>
         </w:rPr>
-        <w:t>The interest was brutal — often 25% or more. When the crop was sold, the landowner subtracted the rent and the debt. Too often, the sharecropper's share didn't cover what he owed.</w:t>
+        <w:t>____________________________________________________________________________________________</w:t>
+      </w:r>
+    </w:p>
+    <w:p>
+      <w:pPr>
+        <w:spacing w:after="120"/>
+      </w:pPr>
+      <w:r>
+        <w:rPr>
+          <w:color w:val="9A9286"/>
+          <w:sz w:val="22"/>
+        </w:rPr>
+        <w:t>____________________________________________________________________________________________</w:t>
       </w:r>
     </w:p>
     <w:p>
@@ -170,40 +348,77 @@
       <w:r>
         <w:rPr>
           <w:b/>
-          <w:color w:val="B1442F"/>
-          <w:sz w:val="28"/>
+          <w:color w:val="FFFFFF"/>
+          <w:sz w:val="20"/>
+          <w:shd w:val="clear" w:fill="B1442F"/>
         </w:rPr>
-        <w:t>Working Someone Else's Land</w:t>
+        <w:t xml:space="preserve">  QUESTION 2  </w:t>
+      </w:r>
+      <w:r>
+        <w:rPr>
+          <w:b/>
+          <w:color w:val="6A6256"/>
+          <w:sz w:val="18"/>
+        </w:rPr>
+        <w:t xml:space="preserve">   STEP 2 · THE PATTERN</w:t>
       </w:r>
     </w:p>
     <w:p>
       <w:r>
         <w:rPr>
-          <w:b/>
-          <w:color w:val="6A6256"/>
-          <w:sz w:val="17"/>
+          <w:b w:val="0"/>
+          <w:color w:val="1C1714"/>
+          <w:sz w:val="23"/>
         </w:rPr>
-        <w:t>THE COTTON SOUTH</w:t>
+        <w:t>Based on the math, what happens when the next year begins?</w:t>
       </w:r>
     </w:p>
     <w:p>
+      <w:pPr>
+        <w:spacing w:after="40"/>
+        <w:ind w:left="432"/>
+      </w:pPr>
       <w:r>
         <w:rPr>
-          <w:i/>
-          <w:color w:val="1C1714"/>
           <w:sz w:val="22"/>
         </w:rPr>
-        <w:t>Whole families worked from dawn to dark growing cotton they did not own, on land they could not leave until the debt — which rarely ended — was paid.</w:t>
+        <w:t>☐  A.  the family owns the land</w:t>
       </w:r>
     </w:p>
     <w:p>
+      <w:pPr>
+        <w:spacing w:after="40"/>
+        <w:ind w:left="432"/>
+      </w:pPr>
       <w:r>
         <w:rPr>
-          <w:i/>
-          <w:color w:val="6A6256"/>
-          <w:sz w:val="17"/>
+          <w:sz w:val="22"/>
         </w:rPr>
-        <w:t>Picking cotton in the South — photograph, early 20th century, public domain (Library of Congress).</w:t>
+        <w:t>☐  B.  the debt disappears</w:t>
+      </w:r>
+    </w:p>
+    <w:p>
+      <w:pPr>
+        <w:spacing w:after="40"/>
+        <w:ind w:left="432"/>
+      </w:pPr>
+      <w:r>
+        <w:rPr>
+          <w:sz w:val="22"/>
+        </w:rPr>
+        <w:t>☐  C.  they start the new year in debt and must borrow again, repeating the cycle</w:t>
+      </w:r>
+    </w:p>
+    <w:p>
+      <w:pPr>
+        <w:spacing w:after="40"/>
+        <w:ind w:left="432"/>
+      </w:pPr>
+      <w:r>
+        <w:rPr>
+          <w:sz w:val="22"/>
+        </w:rPr>
+        <w:t>☐  D.  the landowner pays them extra</w:t>
       </w:r>
     </w:p>
     <w:p>
@@ -213,54 +428,65 @@
       <w:r>
         <w:rPr>
           <w:b/>
-          <w:color w:val="B1442F"/>
-          <w:sz w:val="28"/>
+          <w:color w:val="FFFFFF"/>
+          <w:sz w:val="20"/>
+          <w:shd w:val="clear" w:fill="B1442F"/>
         </w:rPr>
-        <w:t>The debt grows</w:t>
+        <w:t xml:space="preserve">  QUESTION 3  </w:t>
+      </w:r>
+      <w:r>
+        <w:rPr>
+          <w:b/>
+          <w:color w:val="6A6256"/>
+          <w:sz w:val="18"/>
+        </w:rPr>
+        <w:t xml:space="preserve">   STEP 3 · WHY THEY COULDN'T LEAVE</w:t>
       </w:r>
     </w:p>
     <w:p>
       <w:r>
         <w:rPr>
-          <w:b/>
-          <w:color w:val="6A6256"/>
-          <w:sz w:val="17"/>
+          <w:b w:val="0"/>
+          <w:color w:val="1C1714"/>
+          <w:sz w:val="23"/>
         </w:rPr>
-        <w:t>THE ARITHMETIC OF THE TRAP</w:t>
+        <w:t>A worker in debt usually could not leave to find a better job. Explain how debt — not chains — kept sharecroppers bound to the land. Why is this called “debt peonage”?</w:t>
       </w:r>
     </w:p>
     <w:p>
       <w:pPr>
-        <w:spacing w:after="80"/>
+        <w:spacing w:after="120"/>
       </w:pPr>
       <w:r>
         <w:rPr>
-          <w:color w:val="1C1714"/>
-          <w:sz w:val="23"/>
+          <w:color w:val="9A9286"/>
+          <w:sz w:val="22"/>
         </w:rPr>
-        <w:t>Follow the math in the activity and you'll see the trap: a family could produce a good crop and still owe more at year's end than they had the year before.</w:t>
+        <w:t>____________________________________________________________________________________________</w:t>
       </w:r>
     </w:p>
     <w:p>
       <w:pPr>
-        <w:spacing w:after="80"/>
+        <w:spacing w:after="120"/>
       </w:pPr>
       <w:r>
         <w:rPr>
-          <w:color w:val="1C1714"/>
-          <w:sz w:val="23"/>
+          <w:color w:val="9A9286"/>
+          <w:sz w:val="22"/>
         </w:rPr>
-        <w:t>And the law backed the landowner. A sharecropper in debt usually could not leave to find better terms — he was bound to work until the debt was paid. For many, it never was. This was debt peonage — bondage by ledger instead of by law.</w:t>
+        <w:t>____________________________________________________________________________________________</w:t>
       </w:r>
     </w:p>
     <w:p>
+      <w:pPr>
+        <w:spacing w:after="120"/>
+      </w:pPr>
       <w:r>
         <w:rPr>
-          <w:i/>
-          <w:color w:val="6A6256"/>
-          <w:sz w:val="17"/>
+          <w:color w:val="9A9286"/>
+          <w:sz w:val="22"/>
         </w:rPr>
-        <w:t>Redemption, 1869–77 — map, © ShadowDog Digital Studios (SDS Digital Collection).</w:t>
+        <w:t>____________________________________________________________________________________________</w:t>
       </w:r>
     </w:p>
     <w:p>
@@ -270,80 +496,91 @@
       <w:r>
         <w:rPr>
           <w:b/>
-          <w:color w:val="B1442F"/>
-          <w:sz w:val="28"/>
+          <w:color w:val="FFFFFF"/>
+          <w:sz w:val="20"/>
+          <w:shd w:val="clear" w:fill="B1442F"/>
         </w:rPr>
-        <w:t>Slavery's Long Shadow</w:t>
+        <w:t xml:space="preserve">  QUESTION 4  </w:t>
+      </w:r>
+      <w:r>
+        <w:rPr>
+          <w:b/>
+          <w:color w:val="6A6256"/>
+          <w:sz w:val="18"/>
+        </w:rPr>
+        <w:t xml:space="preserve">   STEP 4 · SLAVERY'S SHADOW</w:t>
       </w:r>
     </w:p>
     <w:p>
       <w:r>
         <w:rPr>
-          <w:b/>
-          <w:color w:val="6A6256"/>
-          <w:sz w:val="17"/>
+          <w:b w:val="0"/>
+          <w:color w:val="1C1714"/>
+          <w:sz w:val="23"/>
         </w:rPr>
-        <w:t>WHY IT MATTERS</w:t>
+        <w:t>Sharecropping was not slavery — but historians say it reproduced slavery's core result. Using the numbers you worked out, explain that result in three or four sentences.</w:t>
       </w:r>
     </w:p>
     <w:p>
       <w:pPr>
-        <w:spacing w:after="80"/>
+        <w:spacing w:after="120"/>
       </w:pPr>
       <w:r>
         <w:rPr>
-          <w:color w:val="1C1714"/>
-          <w:sz w:val="23"/>
+          <w:color w:val="9A9286"/>
+          <w:sz w:val="22"/>
         </w:rPr>
-        <w:t>Sharecropping was not slavery — families could not be sold, and they had legal rights slavery denied. But it reproduced slavery's core result: Black labor enriching white landowners, with Black families kept poor, immobile, and dependent.</w:t>
+        <w:t>____________________________________________________________________________________________</w:t>
       </w:r>
     </w:p>
     <w:p>
       <w:pPr>
-        <w:spacing w:after="80"/>
+        <w:spacing w:after="120"/>
       </w:pPr>
       <w:r>
         <w:rPr>
-          <w:color w:val="1C1714"/>
-          <w:sz w:val="23"/>
+          <w:color w:val="9A9286"/>
+          <w:sz w:val="22"/>
         </w:rPr>
-        <w:t>The system trapped generations — Black and poor white alike — in the rural South, and its effects on wealth and opportunity echo to this day.</w:t>
+        <w:t>____________________________________________________________________________________________</w:t>
       </w:r>
     </w:p>
     <w:p>
       <w:pPr>
-        <w:spacing w:before="200"/>
+        <w:spacing w:after="120"/>
       </w:pPr>
       <w:r>
         <w:rPr>
-          <w:b/>
-          <w:color w:val="B1442F"/>
-          <w:sz w:val="28"/>
+          <w:color w:val="9A9286"/>
+          <w:sz w:val="22"/>
         </w:rPr>
-        <w:t>Do the Math of the Trap</w:t>
+        <w:t>____________________________________________________________________________________________</w:t>
       </w:r>
     </w:p>
     <w:p>
+      <w:pPr>
+        <w:spacing w:after="120"/>
+      </w:pPr>
       <w:r>
         <w:rPr>
-          <w:b/>
-          <w:color w:val="6A6256"/>
-          <w:sz w:val="17"/>
+          <w:color w:val="9A9286"/>
+          <w:sz w:val="22"/>
         </w:rPr>
-        <w:t>YOUR TURN</w:t>
+        <w:t>____________________________________________________________________________________________</w:t>
       </w:r>
     </w:p>
     <w:p>
+      <w:pPr>
+        <w:spacing w:after="120"/>
+      </w:pPr>
       <w:r>
         <w:rPr>
-          <w:i/>
-          <w:color w:val="1C1714"/>
+          <w:color w:val="9A9286"/>
           <w:sz w:val="22"/>
         </w:rPr>
-        <w:t>You'll work through a sharecropper's yearly accounts and practice working with data — proving, with numbers, how the system kept families in debt.</w:t>
+        <w:t>____________________________________________________________________________________________</w:t>
       </w:r>
     </w:p>
-    <w:p/>
     <w:p>
       <w:pPr>
         <w:jc w:val="center"/>
@@ -356,9 +593,160 @@
         <w:t>Promise &amp; Practice · ShadowDog Digital Studios · Unit 2</w:t>
       </w:r>
     </w:p>
+    <w:p>
+      <w:r>
+        <w:br w:type="page"/>
+      </w:r>
+    </w:p>
+    <w:tbl>
+      <w:tblPr>
+        <w:tblW w:type="auto" w:w="0"/>
+        <w:tblLayout w:type="autofit"/>
+        <w:tblLook w:firstColumn="1" w:firstRow="1" w:lastColumn="0" w:lastRow="0" w:noHBand="0" w:noVBand="1" w:val="04A0"/>
+      </w:tblPr>
+      <w:tblGrid>
+        <w:gridCol w:w="10224"/>
+      </w:tblGrid>
+      <w:tr>
+        <w:tc>
+          <w:tcPr>
+            <w:tcW w:type="dxa" w:w="10224"/>
+            <w:shd w:val="clear" w:fill="2c2219"/>
+          </w:tcPr>
+          <w:p>
+            <w:r>
+              <w:rPr>
+                <w:b/>
+                <w:color w:val="F0A184"/>
+                <w:sz w:val="28"/>
+              </w:rPr>
+              <w:t>TEACHER ANSWER KEY  —  Sharecropping &amp; Debt — A House Divided</w:t>
+            </w:r>
+          </w:p>
+        </w:tc>
+      </w:tr>
+    </w:tbl>
+    <w:p/>
+    <w:p>
+      <w:r>
+        <w:rPr>
+          <w:b/>
+          <w:color w:val="B1442F"/>
+          <w:sz w:val="22"/>
+        </w:rPr>
+        <w:t xml:space="preserve">QUESTION 1:  </w:t>
+      </w:r>
+      <w:r>
+        <w:rPr>
+          <w:sz w:val="22"/>
+        </w:rPr>
+        <w:t>Open response.</w:t>
+      </w:r>
+    </w:p>
+    <w:p>
+      <w:pPr>
+        <w:ind w:left="432"/>
+      </w:pPr>
+      <w:r>
+        <w:rPr>
+          <w:i/>
+          <w:color w:val="6A6256"/>
+          <w:sz w:val="21"/>
+        </w:rPr>
+        <w:t>Look for a response along the lines of: “$150 − ($170 + $30) = …. The family ends the year owing $___.”</w:t>
+      </w:r>
+    </w:p>
+    <w:p>
+      <w:r>
+        <w:rPr>
+          <w:b/>
+          <w:color w:val="B1442F"/>
+          <w:sz w:val="22"/>
+        </w:rPr>
+        <w:t xml:space="preserve">QUESTION 2:  </w:t>
+      </w:r>
+      <w:r>
+        <w:rPr>
+          <w:b/>
+          <w:sz w:val="22"/>
+        </w:rPr>
+        <w:t>Correct — C. they start the new year in debt and must borrow again, repeating the cycle</w:t>
+      </w:r>
+    </w:p>
+    <w:p>
+      <w:pPr>
+        <w:ind w:left="432"/>
+      </w:pPr>
+      <w:r>
+        <w:rPr>
+          <w:i/>
+          <w:color w:val="6A6256"/>
+          <w:sz w:val="21"/>
+        </w:rPr>
+        <w:t>Right. The family starts the new year already in debt, has to borrow again, and the cycle repeats — often growing deeper each year. That's the trap.</w:t>
+      </w:r>
+    </w:p>
+    <w:p>
+      <w:r>
+        <w:rPr>
+          <w:b/>
+          <w:color w:val="B1442F"/>
+          <w:sz w:val="22"/>
+        </w:rPr>
+        <w:t xml:space="preserve">QUESTION 3:  </w:t>
+      </w:r>
+      <w:r>
+        <w:rPr>
+          <w:sz w:val="22"/>
+        </w:rPr>
+        <w:t>Open response.</w:t>
+      </w:r>
+    </w:p>
+    <w:p>
+      <w:pPr>
+        <w:ind w:left="432"/>
+      </w:pPr>
+      <w:r>
+        <w:rPr>
+          <w:i/>
+          <w:color w:val="6A6256"/>
+          <w:sz w:val="21"/>
+        </w:rPr>
+        <w:t>Look for a response along the lines of: “Debt bound them because…”</w:t>
+      </w:r>
+    </w:p>
+    <w:p>
+      <w:r>
+        <w:rPr>
+          <w:b/>
+          <w:color w:val="B1442F"/>
+          <w:sz w:val="22"/>
+        </w:rPr>
+        <w:t xml:space="preserve">QUESTION 4:  </w:t>
+      </w:r>
+      <w:r>
+        <w:rPr>
+          <w:sz w:val="22"/>
+        </w:rPr>
+        <w:t>Open response.</w:t>
+      </w:r>
+    </w:p>
+    <w:p>
+      <w:pPr>
+        <w:ind w:left="432"/>
+      </w:pPr>
+      <w:r>
+        <w:rPr>
+          <w:i/>
+          <w:color w:val="6A6256"/>
+          <w:sz w:val="21"/>
+        </w:rPr>
+        <w:t>Look for a response along the lines of: “The numbers show that sharecropping kept Black families…”</w:t>
+      </w:r>
+    </w:p>
     <w:sectPr>
       <w:pgSz w:w="12240" w:h="15840"/>
-      <w:pgMar w:top="1152" w:right="1152" w:bottom="1152" w:left="1152" w:header="720" w:footer="720" w:gutter="0"/>
+      <w:pgMar w:top="1008" w:right="1008" w:bottom="1008" w:left="1008" w:header="720" w:footer="720" w:gutter="0"/>
       <w:cols w:space="720"/>
       <w:docGrid w:linePitch="360"/>
     </w:sectPr>
